--- a/docs/milestones/MS-92/MS-92.docx
+++ b/docs/milestones/MS-92/MS-92.docx
@@ -2,45 +2,6 @@
 <file path=word/document.xml><?xml version="1.0" encoding="utf-8"?>
 <w:document xmlns:wpc="http://schemas.microsoft.com/office/word/2010/wordprocessingCanvas" xmlns:mo="http://schemas.microsoft.com/office/mac/office/2008/main" xmlns:mc="http://schemas.openxmlformats.org/markup-compatibility/2006" xmlns:mv="urn:schemas-microsoft-com:mac:vml" xmlns:o="urn:schemas-microsoft-com:office:office" xmlns:r="http://schemas.openxmlformats.org/officeDocument/2006/relationships" xmlns:m="http://schemas.openxmlformats.org/officeDocument/2006/math" xmlns:v="urn:schemas-microsoft-com:vml" xmlns:wp14="http://schemas.microsoft.com/office/word/2010/wordprocessingDrawing" xmlns:wp="http://schemas.openxmlformats.org/drawingml/2006/wordprocessingDrawing" xmlns:w10="urn:schemas-microsoft-com:office:word" xmlns:w="http://schemas.openxmlformats.org/wordprocessingml/2006/main" xmlns:w14="http://schemas.microsoft.com/office/word/2010/wordml" xmlns:wpg="http://schemas.microsoft.com/office/word/2010/wordprocessingGroup" xmlns:wpi="http://schemas.microsoft.com/office/word/2010/wordprocessingInk" xmlns:wne="http://schemas.microsoft.com/office/word/2006/wordml" xmlns:wps="http://schemas.microsoft.com/office/word/2010/wordprocessingShape" mc:Ignorable="w14 wp14">
   <w:body>
-    <w:p>
-      <w:pPr>
-        <w:spacing w:after="180"/>
-      </w:pPr>
-      <w:r>
-        <w:drawing>
-          <wp:inline xmlns:a="http://schemas.openxmlformats.org/drawingml/2006/main" xmlns:pic="http://schemas.openxmlformats.org/drawingml/2006/picture">
-            <wp:extent cx="1234440" cy="753831"/>
-            <wp:docPr id="1" name="Picture 1" descr="Lightyear logo"/>
-            <wp:cNvGraphicFramePr>
-              <a:graphicFrameLocks noChangeAspect="1"/>
-            </wp:cNvGraphicFramePr>
-            <a:graphic>
-              <a:graphicData uri="http://schemas.openxmlformats.org/drawingml/2006/picture">
-                <pic:pic>
-                  <pic:nvPicPr>
-                    <pic:cNvPr id="0" name="lightyear-primary.png"/>
-                    <pic:cNvPicPr/>
-                  </pic:nvPicPr>
-                  <pic:blipFill>
-                    <a:blip r:embed="rId9"/>
-                    <a:stretch>
-                      <a:fillRect/>
-                    </a:stretch>
-                  </pic:blipFill>
-                  <pic:spPr>
-                    <a:xfrm>
-                      <a:off x="0" y="0"/>
-                      <a:ext cx="1234440" cy="753831"/>
-                    </a:xfrm>
-                    <a:prstGeom prst="rect"/>
-                  </pic:spPr>
-                </pic:pic>
-              </a:graphicData>
-            </a:graphic>
-          </wp:inline>
-        </w:drawing>
-      </w:r>
-    </w:p>
     <w:p>
       <w:pPr>
         <w:pStyle w:val="Title"/>
@@ -50,62 +11,95 @@
       </w:r>
     </w:p>
     <w:p>
+      <w:pPr/>
+      <w:hyperlink r:id="rId11">
+        <w:r>
+          <w:rPr>
+            <w:color w:val="244D79"/>
+          </w:rPr>
+          <w:t xml:space="preserve">Word edition</w:t>
+        </w:r>
+      </w:hyperlink>
+    </w:p>
+    <w:p>
+      <w:pPr/>
+      <w:r>
+        <w:rPr>
+          <w:b w:val="0"/>
+          <w:i w:val="0"/>
+        </w:rPr>
+      </w:r>
       <w:r>
         <w:rPr>
           <w:b/>
+          <w:i w:val="0"/>
         </w:rPr>
         <w:t>Status:</w:t>
       </w:r>
       <w:r>
+        <w:rPr>
+          <w:b w:val="0"/>
+          <w:i w:val="0"/>
+        </w:rPr>
         <w:t xml:space="preserve"> Completed experiment; zero verified successes in 40 planned trials. </w:t>
       </w:r>
       <w:r>
         <w:rPr>
           <w:b/>
+          <w:i w:val="0"/>
         </w:rPr>
         <w:t>Date:</w:t>
       </w:r>
       <w:r>
+        <w:rPr>
+          <w:b w:val="0"/>
+          <w:i w:val="0"/>
+        </w:rPr>
         <w:t xml:space="preserve"> 28 September 2026.</w:t>
       </w:r>
     </w:p>
     <w:p>
+      <w:pPr/>
       <w:r>
+        <w:rPr>
+          <w:b w:val="0"/>
+          <w:i w:val="0"/>
+        </w:rPr>
         <w:t>MS92 tested whether the previous single successful journey would repeat under frozen conditions. All 40 slots ran and halted. This establishes that the tested factory configuration was not reliable enough to claim repeatable autonomous delivery. It does not establish that reliable delivery is impossible: the experiment also exposed defects in the judge, public contract and execution equipment that MS93 addresses separately.</w:t>
       </w:r>
     </w:p>
     <w:p>
       <w:pPr>
         <w:pStyle w:val="Heading1"/>
-        <w:pageBreakBefore w:val="0"/>
       </w:pPr>
       <w:r>
+        <w:rPr>
+          <w:b w:val="0"/>
+          <w:i w:val="0"/>
+        </w:rPr>
         <w:t>Experiment and observed outcomes</w:t>
       </w:r>
     </w:p>
     <w:p>
+      <w:pPr/>
       <w:r>
+        <w:rPr>
+          <w:b w:val="0"/>
+          <w:i w:val="0"/>
+        </w:rPr>
         <w:t>Ten fresh generations ran in each of four conditions. Baseline repeated the operations journey; procure-to-pay introduced purchasing; the other two conditions removed the decimal-format instruction or Boolean hint separately. Conditions were interleaved. Each trial had at most five client calls; the cohort allowed 200 calls and 40 local execution hours. Its declaration, controller, judge and inputs were fixed before execution. No trial was replaced or restarted.</w:t>
       </w:r>
     </w:p>
     <w:tbl>
       <w:tblPr>
+        <w:tblStyle w:val="LightShading-Accent1"/>
         <w:tblW w:type="auto" w:w="0"/>
-        <w:jc w:val="center"/>
         <w:tblLayout w:type="fixed"/>
         <w:tblLook w:firstColumn="1" w:firstRow="1" w:lastColumn="0" w:lastRow="0" w:noHBand="0" w:noVBand="1" w:val="04A0"/>
-        <w:tblBorders>
-          <w:top w:val="single" w:sz="4" w:color="D9D9D9"/>
-          <w:left w:val="single" w:sz="4" w:color="D9D9D9"/>
-          <w:bottom w:val="single" w:sz="4" w:color="D9D9D9"/>
-          <w:right w:val="single" w:sz="4" w:color="D9D9D9"/>
-          <w:insideH w:val="single" w:sz="4" w:color="D9D9D9"/>
-          <w:insideV w:val="single" w:sz="4" w:color="D9D9D9"/>
-        </w:tblBorders>
       </w:tblPr>
       <w:tblGrid>
-        <w:gridCol w:w="3528"/>
-        <w:gridCol w:w="6552"/>
+        <w:gridCol w:w="4608"/>
+        <w:gridCol w:w="5472"/>
       </w:tblGrid>
       <w:tr>
         <w:trPr>
@@ -114,24 +108,16 @@
         </w:trPr>
         <w:tc>
           <w:tcPr>
-            <w:tcW w:type="dxa" w:w="3528"/>
-            <w:vAlign w:val="center"/>
-            <w:shd w:fill="16354A"/>
-            <w:tcMar>
-              <w:top w:w="85" w:type="dxa"/>
-              <w:left w:w="85" w:type="dxa"/>
-              <w:bottom w:w="85" w:type="dxa"/>
-              <w:right w:w="85" w:type="dxa"/>
-            </w:tcMar>
+            <w:tcW w:type="dxa" w:w="4608"/>
           </w:tcPr>
           <w:p>
             <w:pPr>
-              <w:spacing w:after="0" w:line="240" w:lineRule="auto"/>
+              <w:spacing w:after="40" w:before="40"/>
             </w:pPr>
             <w:r>
               <w:rPr>
                 <w:b/>
-                <w:color w:val="FFFFFF"/>
+                <w:i w:val="0"/>
                 <w:sz w:val="20"/>
               </w:rPr>
               <w:t>Condition</w:t>
@@ -140,24 +126,16 @@
         </w:tc>
         <w:tc>
           <w:tcPr>
-            <w:tcW w:type="dxa" w:w="6552"/>
-            <w:vAlign w:val="center"/>
-            <w:shd w:fill="16354A"/>
-            <w:tcMar>
-              <w:top w:w="85" w:type="dxa"/>
-              <w:left w:w="85" w:type="dxa"/>
-              <w:bottom w:w="85" w:type="dxa"/>
-              <w:right w:w="85" w:type="dxa"/>
-            </w:tcMar>
+            <w:tcW w:type="dxa" w:w="5472"/>
           </w:tcPr>
           <w:p>
             <w:pPr>
-              <w:spacing w:after="0" w:line="240" w:lineRule="auto"/>
+              <w:spacing w:after="40" w:before="40"/>
             </w:pPr>
             <w:r>
               <w:rPr>
                 <w:b/>
-                <w:color w:val="FFFFFF"/>
+                <w:i w:val="0"/>
                 <w:sz w:val="20"/>
               </w:rPr>
               <w:t>Observed result</w:t>
@@ -171,22 +149,16 @@
         </w:trPr>
         <w:tc>
           <w:tcPr>
-            <w:tcW w:type="dxa" w:w="3528"/>
-            <w:vAlign w:val="center"/>
-            <w:shd w:fill="F1F5F8"/>
-            <w:tcMar>
-              <w:top w:w="85" w:type="dxa"/>
-              <w:left w:w="85" w:type="dxa"/>
-              <w:bottom w:w="85" w:type="dxa"/>
-              <w:right w:w="85" w:type="dxa"/>
-            </w:tcMar>
+            <w:tcW w:type="dxa" w:w="4608"/>
           </w:tcPr>
           <w:p>
             <w:pPr>
-              <w:spacing w:after="0" w:line="240" w:lineRule="auto"/>
+              <w:spacing w:after="40" w:before="40"/>
             </w:pPr>
             <w:r>
               <w:rPr>
+                <w:b w:val="0"/>
+                <w:i w:val="0"/>
                 <w:sz w:val="20"/>
               </w:rPr>
               <w:t>Baseline</w:t>
@@ -195,22 +167,16 @@
         </w:tc>
         <w:tc>
           <w:tcPr>
-            <w:tcW w:type="dxa" w:w="6552"/>
-            <w:vAlign w:val="center"/>
-            <w:shd w:fill="F1F5F8"/>
-            <w:tcMar>
-              <w:top w:w="85" w:type="dxa"/>
-              <w:left w:w="85" w:type="dxa"/>
-              <w:bottom w:w="85" w:type="dxa"/>
-              <w:right w:w="85" w:type="dxa"/>
-            </w:tcMar>
+            <w:tcW w:type="dxa" w:w="5472"/>
           </w:tcPr>
           <w:p>
             <w:pPr>
-              <w:spacing w:after="0" w:line="240" w:lineRule="auto"/>
+              <w:spacing w:after="40" w:before="40"/>
             </w:pPr>
             <w:r>
               <w:rPr>
+                <w:b w:val="0"/>
+                <w:i w:val="0"/>
                 <w:sz w:val="20"/>
               </w:rPr>
               <w:t>0 first-try passes; 0 repaired passes; 10 halts</w:t>
@@ -224,22 +190,16 @@
         </w:trPr>
         <w:tc>
           <w:tcPr>
-            <w:tcW w:type="dxa" w:w="3528"/>
-            <w:vAlign w:val="center"/>
-            <w:shd w:fill="FFFFFF"/>
-            <w:tcMar>
-              <w:top w:w="85" w:type="dxa"/>
-              <w:left w:w="85" w:type="dxa"/>
-              <w:bottom w:w="85" w:type="dxa"/>
-              <w:right w:w="85" w:type="dxa"/>
-            </w:tcMar>
+            <w:tcW w:type="dxa" w:w="4608"/>
           </w:tcPr>
           <w:p>
             <w:pPr>
-              <w:spacing w:after="0" w:line="240" w:lineRule="auto"/>
+              <w:spacing w:after="40" w:before="40"/>
             </w:pPr>
             <w:r>
               <w:rPr>
+                <w:b w:val="0"/>
+                <w:i w:val="0"/>
                 <w:sz w:val="20"/>
               </w:rPr>
               <w:t>Procure to pay</w:t>
@@ -248,22 +208,16 @@
         </w:tc>
         <w:tc>
           <w:tcPr>
-            <w:tcW w:type="dxa" w:w="6552"/>
-            <w:vAlign w:val="center"/>
-            <w:shd w:fill="FFFFFF"/>
-            <w:tcMar>
-              <w:top w:w="85" w:type="dxa"/>
-              <w:left w:w="85" w:type="dxa"/>
-              <w:bottom w:w="85" w:type="dxa"/>
-              <w:right w:w="85" w:type="dxa"/>
-            </w:tcMar>
+            <w:tcW w:type="dxa" w:w="5472"/>
           </w:tcPr>
           <w:p>
             <w:pPr>
-              <w:spacing w:after="0" w:line="240" w:lineRule="auto"/>
+              <w:spacing w:after="40" w:before="40"/>
             </w:pPr>
             <w:r>
               <w:rPr>
+                <w:b w:val="0"/>
+                <w:i w:val="0"/>
                 <w:sz w:val="20"/>
               </w:rPr>
               <w:t>0 first-try passes; 0 repaired passes; 10 halts</w:t>
@@ -277,22 +231,16 @@
         </w:trPr>
         <w:tc>
           <w:tcPr>
-            <w:tcW w:type="dxa" w:w="3528"/>
-            <w:vAlign w:val="center"/>
-            <w:shd w:fill="F1F5F8"/>
-            <w:tcMar>
-              <w:top w:w="85" w:type="dxa"/>
-              <w:left w:w="85" w:type="dxa"/>
-              <w:bottom w:w="85" w:type="dxa"/>
-              <w:right w:w="85" w:type="dxa"/>
-            </w:tcMar>
+            <w:tcW w:type="dxa" w:w="4608"/>
           </w:tcPr>
           <w:p>
             <w:pPr>
-              <w:spacing w:after="0" w:line="240" w:lineRule="auto"/>
+              <w:spacing w:after="40" w:before="40"/>
             </w:pPr>
             <w:r>
               <w:rPr>
+                <w:b w:val="0"/>
+                <w:i w:val="0"/>
                 <w:sz w:val="20"/>
               </w:rPr>
               <w:t>Without decimal instruction</w:t>
@@ -301,22 +249,16 @@
         </w:tc>
         <w:tc>
           <w:tcPr>
-            <w:tcW w:type="dxa" w:w="6552"/>
-            <w:vAlign w:val="center"/>
-            <w:shd w:fill="F1F5F8"/>
-            <w:tcMar>
-              <w:top w:w="85" w:type="dxa"/>
-              <w:left w:w="85" w:type="dxa"/>
-              <w:bottom w:w="85" w:type="dxa"/>
-              <w:right w:w="85" w:type="dxa"/>
-            </w:tcMar>
+            <w:tcW w:type="dxa" w:w="5472"/>
           </w:tcPr>
           <w:p>
             <w:pPr>
-              <w:spacing w:after="0" w:line="240" w:lineRule="auto"/>
+              <w:spacing w:after="40" w:before="40"/>
             </w:pPr>
             <w:r>
               <w:rPr>
+                <w:b w:val="0"/>
+                <w:i w:val="0"/>
                 <w:sz w:val="20"/>
               </w:rPr>
               <w:t>0 first-try passes; 0 repaired passes; 10 halts</w:t>
@@ -330,22 +272,16 @@
         </w:trPr>
         <w:tc>
           <w:tcPr>
-            <w:tcW w:type="dxa" w:w="3528"/>
-            <w:vAlign w:val="center"/>
-            <w:shd w:fill="FFFFFF"/>
-            <w:tcMar>
-              <w:top w:w="85" w:type="dxa"/>
-              <w:left w:w="85" w:type="dxa"/>
-              <w:bottom w:w="85" w:type="dxa"/>
-              <w:right w:w="85" w:type="dxa"/>
-            </w:tcMar>
+            <w:tcW w:type="dxa" w:w="4608"/>
           </w:tcPr>
           <w:p>
             <w:pPr>
-              <w:spacing w:after="0" w:line="240" w:lineRule="auto"/>
+              <w:spacing w:after="40" w:before="40"/>
             </w:pPr>
             <w:r>
               <w:rPr>
+                <w:b w:val="0"/>
+                <w:i w:val="0"/>
                 <w:sz w:val="20"/>
               </w:rPr>
               <w:t>Without Boolean hint</w:t>
@@ -354,22 +290,16 @@
         </w:tc>
         <w:tc>
           <w:tcPr>
-            <w:tcW w:type="dxa" w:w="6552"/>
-            <w:vAlign w:val="center"/>
-            <w:shd w:fill="FFFFFF"/>
-            <w:tcMar>
-              <w:top w:w="85" w:type="dxa"/>
-              <w:left w:w="85" w:type="dxa"/>
-              <w:bottom w:w="85" w:type="dxa"/>
-              <w:right w:w="85" w:type="dxa"/>
-            </w:tcMar>
+            <w:tcW w:type="dxa" w:w="5472"/>
           </w:tcPr>
           <w:p>
             <w:pPr>
-              <w:spacing w:after="0" w:line="240" w:lineRule="auto"/>
+              <w:spacing w:after="40" w:before="40"/>
             </w:pPr>
             <w:r>
               <w:rPr>
+                <w:b w:val="0"/>
+                <w:i w:val="0"/>
                 <w:sz w:val="20"/>
               </w:rPr>
               <w:t>0 first-try passes; 0 repaired passes; 10 halts</w:t>
@@ -380,46 +310,51 @@
     </w:tbl>
     <w:p>
       <w:pPr>
-        <w:spacing w:after="20"/>
+        <w:spacing w:after="0"/>
       </w:pPr>
     </w:p>
     <w:p>
+      <w:pPr/>
       <w:r>
+        <w:rPr>
+          <w:b w:val="0"/>
+          <w:i w:val="0"/>
+        </w:rPr>
         <w:t>Every condition had zero invalid slots and zero unstarted slots under the original controller's classification. Across the cohort, 38 trials halted without supported repair feedback and two exhausted their frozen call limit. Twenty-six trials used repairs, producing 38 revised candidates. None passed the combined gate.</w:t>
       </w:r>
     </w:p>
     <w:p>
+      <w:pPr/>
       <w:r>
+        <w:rPr>
+          <w:b w:val="0"/>
+          <w:i w:val="0"/>
+        </w:rPr>
         <w:t>The observed pass rate was 0 of 10 in each condition. The report's descriptive 95 percent Wilson interval is 0 to about 27.8 percent per condition under a binomial working model. Small samples, shared inputs and provider drift limit generalization. Conditions must not be pooled to claim a general factory success rate or to estimate the causal value of either removed hint.</w:t>
       </w:r>
     </w:p>
     <w:p>
       <w:pPr>
         <w:pStyle w:val="Heading1"/>
-        <w:pageBreakBefore/>
       </w:pPr>
       <w:r>
+        <w:rPr>
+          <w:b w:val="0"/>
+          <w:i w:val="0"/>
+        </w:rPr>
         <w:t>Cost and interpretation</w:t>
       </w:r>
     </w:p>
     <w:tbl>
       <w:tblPr>
+        <w:tblStyle w:val="LightShading-Accent1"/>
         <w:tblW w:type="auto" w:w="0"/>
-        <w:jc w:val="center"/>
         <w:tblLayout w:type="fixed"/>
         <w:tblLook w:firstColumn="1" w:firstRow="1" w:lastColumn="0" w:lastRow="0" w:noHBand="0" w:noVBand="1" w:val="04A0"/>
-        <w:tblBorders>
-          <w:top w:val="single" w:sz="4" w:color="D9D9D9"/>
-          <w:left w:val="single" w:sz="4" w:color="D9D9D9"/>
-          <w:bottom w:val="single" w:sz="4" w:color="D9D9D9"/>
-          <w:right w:val="single" w:sz="4" w:color="D9D9D9"/>
-          <w:insideH w:val="single" w:sz="4" w:color="D9D9D9"/>
-          <w:insideV w:val="single" w:sz="4" w:color="D9D9D9"/>
-        </w:tblBorders>
       </w:tblPr>
       <w:tblGrid>
-        <w:gridCol w:w="3528"/>
-        <w:gridCol w:w="6552"/>
+        <w:gridCol w:w="4608"/>
+        <w:gridCol w:w="5472"/>
       </w:tblGrid>
       <w:tr>
         <w:trPr>
@@ -428,24 +363,16 @@
         </w:trPr>
         <w:tc>
           <w:tcPr>
-            <w:tcW w:type="dxa" w:w="3528"/>
-            <w:vAlign w:val="center"/>
-            <w:shd w:fill="16354A"/>
-            <w:tcMar>
-              <w:top w:w="85" w:type="dxa"/>
-              <w:left w:w="85" w:type="dxa"/>
-              <w:bottom w:w="85" w:type="dxa"/>
-              <w:right w:w="85" w:type="dxa"/>
-            </w:tcMar>
+            <w:tcW w:type="dxa" w:w="4608"/>
           </w:tcPr>
           <w:p>
             <w:pPr>
-              <w:spacing w:after="0" w:line="240" w:lineRule="auto"/>
+              <w:spacing w:after="40" w:before="40"/>
             </w:pPr>
             <w:r>
               <w:rPr>
                 <w:b/>
-                <w:color w:val="FFFFFF"/>
+                <w:i w:val="0"/>
                 <w:sz w:val="20"/>
               </w:rPr>
               <w:t>Measurement</w:t>
@@ -454,24 +381,16 @@
         </w:tc>
         <w:tc>
           <w:tcPr>
-            <w:tcW w:type="dxa" w:w="6552"/>
-            <w:vAlign w:val="center"/>
-            <w:shd w:fill="16354A"/>
-            <w:tcMar>
-              <w:top w:w="85" w:type="dxa"/>
-              <w:left w:w="85" w:type="dxa"/>
-              <w:bottom w:w="85" w:type="dxa"/>
-              <w:right w:w="85" w:type="dxa"/>
-            </w:tcMar>
+            <w:tcW w:type="dxa" w:w="5472"/>
           </w:tcPr>
           <w:p>
             <w:pPr>
-              <w:spacing w:after="0" w:line="240" w:lineRule="auto"/>
+              <w:spacing w:after="40" w:before="40"/>
             </w:pPr>
             <w:r>
               <w:rPr>
                 <w:b/>
-                <w:color w:val="FFFFFF"/>
+                <w:i w:val="0"/>
                 <w:sz w:val="20"/>
               </w:rPr>
               <w:t>Recorded value</w:t>
@@ -485,22 +404,16 @@
         </w:trPr>
         <w:tc>
           <w:tcPr>
-            <w:tcW w:type="dxa" w:w="3528"/>
-            <w:vAlign w:val="center"/>
-            <w:shd w:fill="F1F5F8"/>
-            <w:tcMar>
-              <w:top w:w="85" w:type="dxa"/>
-              <w:left w:w="85" w:type="dxa"/>
-              <w:bottom w:w="85" w:type="dxa"/>
-              <w:right w:w="85" w:type="dxa"/>
-            </w:tcMar>
+            <w:tcW w:type="dxa" w:w="4608"/>
           </w:tcPr>
           <w:p>
             <w:pPr>
-              <w:spacing w:after="0" w:line="240" w:lineRule="auto"/>
+              <w:spacing w:after="40" w:before="40"/>
             </w:pPr>
             <w:r>
               <w:rPr>
+                <w:b w:val="0"/>
+                <w:i w:val="0"/>
                 <w:sz w:val="20"/>
               </w:rPr>
               <w:t>Client invocations</w:t>
@@ -509,22 +422,16 @@
         </w:tc>
         <w:tc>
           <w:tcPr>
-            <w:tcW w:type="dxa" w:w="6552"/>
-            <w:vAlign w:val="center"/>
-            <w:shd w:fill="F1F5F8"/>
-            <w:tcMar>
-              <w:top w:w="85" w:type="dxa"/>
-              <w:left w:w="85" w:type="dxa"/>
-              <w:bottom w:w="85" w:type="dxa"/>
-              <w:right w:w="85" w:type="dxa"/>
-            </w:tcMar>
+            <w:tcW w:type="dxa" w:w="5472"/>
           </w:tcPr>
           <w:p>
             <w:pPr>
-              <w:spacing w:after="0" w:line="240" w:lineRule="auto"/>
+              <w:spacing w:after="40" w:before="40"/>
             </w:pPr>
             <w:r>
               <w:rPr>
+                <w:b w:val="0"/>
+                <w:i w:val="0"/>
                 <w:sz w:val="20"/>
               </w:rPr>
               <w:t>116 total: 78 builder and 38 analyst</w:t>
@@ -538,22 +445,16 @@
         </w:trPr>
         <w:tc>
           <w:tcPr>
-            <w:tcW w:type="dxa" w:w="3528"/>
-            <w:vAlign w:val="center"/>
-            <w:shd w:fill="FFFFFF"/>
-            <w:tcMar>
-              <w:top w:w="85" w:type="dxa"/>
-              <w:left w:w="85" w:type="dxa"/>
-              <w:bottom w:w="85" w:type="dxa"/>
-              <w:right w:w="85" w:type="dxa"/>
-            </w:tcMar>
+            <w:tcW w:type="dxa" w:w="4608"/>
           </w:tcPr>
           <w:p>
             <w:pPr>
-              <w:spacing w:after="0" w:line="240" w:lineRule="auto"/>
+              <w:spacing w:after="40" w:before="40"/>
             </w:pPr>
             <w:r>
               <w:rPr>
+                <w:b w:val="0"/>
+                <w:i w:val="0"/>
                 <w:sz w:val="20"/>
               </w:rPr>
               <w:t>Native attempts</w:t>
@@ -562,22 +463,16 @@
         </w:tc>
         <w:tc>
           <w:tcPr>
-            <w:tcW w:type="dxa" w:w="6552"/>
-            <w:vAlign w:val="center"/>
-            <w:shd w:fill="FFFFFF"/>
-            <w:tcMar>
-              <w:top w:w="85" w:type="dxa"/>
-              <w:left w:w="85" w:type="dxa"/>
-              <w:bottom w:w="85" w:type="dxa"/>
-              <w:right w:w="85" w:type="dxa"/>
-            </w:tcMar>
+            <w:tcW w:type="dxa" w:w="5472"/>
           </w:tcPr>
           <w:p>
             <w:pPr>
-              <w:spacing w:after="0" w:line="240" w:lineRule="auto"/>
+              <w:spacing w:after="40" w:before="40"/>
             </w:pPr>
             <w:r>
               <w:rPr>
+                <w:b w:val="0"/>
+                <w:i w:val="0"/>
                 <w:sz w:val="20"/>
               </w:rPr>
               <w:t>78, all unsuccessful under the frozen gate</w:t>
@@ -591,22 +486,16 @@
         </w:trPr>
         <w:tc>
           <w:tcPr>
-            <w:tcW w:type="dxa" w:w="3528"/>
-            <w:vAlign w:val="center"/>
-            <w:shd w:fill="F1F5F8"/>
-            <w:tcMar>
-              <w:top w:w="85" w:type="dxa"/>
-              <w:left w:w="85" w:type="dxa"/>
-              <w:bottom w:w="85" w:type="dxa"/>
-              <w:right w:w="85" w:type="dxa"/>
-            </w:tcMar>
+            <w:tcW w:type="dxa" w:w="4608"/>
           </w:tcPr>
           <w:p>
             <w:pPr>
-              <w:spacing w:after="0" w:line="240" w:lineRule="auto"/>
+              <w:spacing w:after="40" w:before="40"/>
             </w:pPr>
             <w:r>
               <w:rPr>
+                <w:b w:val="0"/>
+                <w:i w:val="0"/>
                 <w:sz w:val="20"/>
               </w:rPr>
               <w:t>Input tokens</w:t>
@@ -615,22 +504,16 @@
         </w:tc>
         <w:tc>
           <w:tcPr>
-            <w:tcW w:type="dxa" w:w="6552"/>
-            <w:vAlign w:val="center"/>
-            <w:shd w:fill="F1F5F8"/>
-            <w:tcMar>
-              <w:top w:w="85" w:type="dxa"/>
-              <w:left w:w="85" w:type="dxa"/>
-              <w:bottom w:w="85" w:type="dxa"/>
-              <w:right w:w="85" w:type="dxa"/>
-            </w:tcMar>
+            <w:tcW w:type="dxa" w:w="5472"/>
           </w:tcPr>
           <w:p>
             <w:pPr>
-              <w:spacing w:after="0" w:line="240" w:lineRule="auto"/>
+              <w:spacing w:after="40" w:before="40"/>
             </w:pPr>
             <w:r>
               <w:rPr>
+                <w:b w:val="0"/>
+                <w:i w:val="0"/>
                 <w:sz w:val="20"/>
               </w:rPr>
               <w:t>2,435,584</w:t>
@@ -644,22 +527,16 @@
         </w:trPr>
         <w:tc>
           <w:tcPr>
-            <w:tcW w:type="dxa" w:w="3528"/>
-            <w:vAlign w:val="center"/>
-            <w:shd w:fill="FFFFFF"/>
-            <w:tcMar>
-              <w:top w:w="85" w:type="dxa"/>
-              <w:left w:w="85" w:type="dxa"/>
-              <w:bottom w:w="85" w:type="dxa"/>
-              <w:right w:w="85" w:type="dxa"/>
-            </w:tcMar>
+            <w:tcW w:type="dxa" w:w="4608"/>
           </w:tcPr>
           <w:p>
             <w:pPr>
-              <w:spacing w:after="0" w:line="240" w:lineRule="auto"/>
+              <w:spacing w:after="40" w:before="40"/>
             </w:pPr>
             <w:r>
               <w:rPr>
+                <w:b w:val="0"/>
+                <w:i w:val="0"/>
                 <w:sz w:val="20"/>
               </w:rPr>
               <w:t>Output tokens</w:t>
@@ -668,22 +545,16 @@
         </w:tc>
         <w:tc>
           <w:tcPr>
-            <w:tcW w:type="dxa" w:w="6552"/>
-            <w:vAlign w:val="center"/>
-            <w:shd w:fill="FFFFFF"/>
-            <w:tcMar>
-              <w:top w:w="85" w:type="dxa"/>
-              <w:left w:w="85" w:type="dxa"/>
-              <w:bottom w:w="85" w:type="dxa"/>
-              <w:right w:w="85" w:type="dxa"/>
-            </w:tcMar>
+            <w:tcW w:type="dxa" w:w="5472"/>
           </w:tcPr>
           <w:p>
             <w:pPr>
-              <w:spacing w:after="0" w:line="240" w:lineRule="auto"/>
+              <w:spacing w:after="40" w:before="40"/>
             </w:pPr>
             <w:r>
               <w:rPr>
+                <w:b w:val="0"/>
+                <w:i w:val="0"/>
                 <w:sz w:val="20"/>
               </w:rPr>
               <w:t>583,421</w:t>
@@ -697,22 +568,16 @@
         </w:trPr>
         <w:tc>
           <w:tcPr>
-            <w:tcW w:type="dxa" w:w="3528"/>
-            <w:vAlign w:val="center"/>
-            <w:shd w:fill="F1F5F8"/>
-            <w:tcMar>
-              <w:top w:w="85" w:type="dxa"/>
-              <w:left w:w="85" w:type="dxa"/>
-              <w:bottom w:w="85" w:type="dxa"/>
-              <w:right w:w="85" w:type="dxa"/>
-            </w:tcMar>
+            <w:tcW w:type="dxa" w:w="4608"/>
           </w:tcPr>
           <w:p>
             <w:pPr>
-              <w:spacing w:after="0" w:line="240" w:lineRule="auto"/>
+              <w:spacing w:after="40" w:before="40"/>
             </w:pPr>
             <w:r>
               <w:rPr>
+                <w:b w:val="0"/>
+                <w:i w:val="0"/>
                 <w:sz w:val="20"/>
               </w:rPr>
               <w:t>Cached input tokens</w:t>
@@ -721,22 +586,16 @@
         </w:tc>
         <w:tc>
           <w:tcPr>
-            <w:tcW w:type="dxa" w:w="6552"/>
-            <w:vAlign w:val="center"/>
-            <w:shd w:fill="F1F5F8"/>
-            <w:tcMar>
-              <w:top w:w="85" w:type="dxa"/>
-              <w:left w:w="85" w:type="dxa"/>
-              <w:bottom w:w="85" w:type="dxa"/>
-              <w:right w:w="85" w:type="dxa"/>
-            </w:tcMar>
+            <w:tcW w:type="dxa" w:w="5472"/>
           </w:tcPr>
           <w:p>
             <w:pPr>
-              <w:spacing w:after="0" w:line="240" w:lineRule="auto"/>
+              <w:spacing w:after="40" w:before="40"/>
             </w:pPr>
             <w:r>
               <w:rPr>
+                <w:b w:val="0"/>
+                <w:i w:val="0"/>
                 <w:sz w:val="20"/>
               </w:rPr>
               <w:t>373,888, included in input tokens</w:t>
@@ -750,22 +609,16 @@
         </w:trPr>
         <w:tc>
           <w:tcPr>
-            <w:tcW w:type="dxa" w:w="3528"/>
-            <w:vAlign w:val="center"/>
-            <w:shd w:fill="FFFFFF"/>
-            <w:tcMar>
-              <w:top w:w="85" w:type="dxa"/>
-              <w:left w:w="85" w:type="dxa"/>
-              <w:bottom w:w="85" w:type="dxa"/>
-              <w:right w:w="85" w:type="dxa"/>
-            </w:tcMar>
+            <w:tcW w:type="dxa" w:w="4608"/>
           </w:tcPr>
           <w:p>
             <w:pPr>
-              <w:spacing w:after="0" w:line="240" w:lineRule="auto"/>
+              <w:spacing w:after="40" w:before="40"/>
             </w:pPr>
             <w:r>
               <w:rPr>
+                <w:b w:val="0"/>
+                <w:i w:val="0"/>
                 <w:sz w:val="20"/>
               </w:rPr>
               <w:t>Summed trial elapsed time</w:t>
@@ -774,22 +627,16 @@
         </w:tc>
         <w:tc>
           <w:tcPr>
-            <w:tcW w:type="dxa" w:w="6552"/>
-            <w:vAlign w:val="center"/>
-            <w:shd w:fill="FFFFFF"/>
-            <w:tcMar>
-              <w:top w:w="85" w:type="dxa"/>
-              <w:left w:w="85" w:type="dxa"/>
-              <w:bottom w:w="85" w:type="dxa"/>
-              <w:right w:w="85" w:type="dxa"/>
-            </w:tcMar>
+            <w:tcW w:type="dxa" w:w="5472"/>
           </w:tcPr>
           <w:p>
             <w:pPr>
-              <w:spacing w:after="0" w:line="240" w:lineRule="auto"/>
+              <w:spacing w:after="40" w:before="40"/>
             </w:pPr>
             <w:r>
               <w:rPr>
+                <w:b w:val="0"/>
+                <w:i w:val="0"/>
                 <w:sz w:val="20"/>
               </w:rPr>
               <w:t>37,832.517 seconds, approximately 10.51 hours</w:t>
@@ -803,22 +650,16 @@
         </w:trPr>
         <w:tc>
           <w:tcPr>
-            <w:tcW w:type="dxa" w:w="3528"/>
-            <w:vAlign w:val="center"/>
-            <w:shd w:fill="F1F5F8"/>
-            <w:tcMar>
-              <w:top w:w="85" w:type="dxa"/>
-              <w:left w:w="85" w:type="dxa"/>
-              <w:bottom w:w="85" w:type="dxa"/>
-              <w:right w:w="85" w:type="dxa"/>
-            </w:tcMar>
+            <w:tcW w:type="dxa" w:w="4608"/>
           </w:tcPr>
           <w:p>
             <w:pPr>
-              <w:spacing w:after="0" w:line="240" w:lineRule="auto"/>
+              <w:spacing w:after="40" w:before="40"/>
             </w:pPr>
             <w:r>
               <w:rPr>
+                <w:b w:val="0"/>
+                <w:i w:val="0"/>
                 <w:sz w:val="20"/>
               </w:rPr>
               <w:t>Human candidate repair bytes</w:t>
@@ -827,22 +668,16 @@
         </w:tc>
         <w:tc>
           <w:tcPr>
-            <w:tcW w:type="dxa" w:w="6552"/>
-            <w:vAlign w:val="center"/>
-            <w:shd w:fill="F1F5F8"/>
-            <w:tcMar>
-              <w:top w:w="85" w:type="dxa"/>
-              <w:left w:w="85" w:type="dxa"/>
-              <w:bottom w:w="85" w:type="dxa"/>
-              <w:right w:w="85" w:type="dxa"/>
-            </w:tcMar>
+            <w:tcW w:type="dxa" w:w="5472"/>
           </w:tcPr>
           <w:p>
             <w:pPr>
-              <w:spacing w:after="0" w:line="240" w:lineRule="auto"/>
+              <w:spacing w:after="40" w:before="40"/>
             </w:pPr>
             <w:r>
               <w:rPr>
+                <w:b w:val="0"/>
+                <w:i w:val="0"/>
                 <w:sz w:val="20"/>
               </w:rPr>
               <w:t>Zero</w:t>
@@ -856,22 +691,16 @@
         </w:trPr>
         <w:tc>
           <w:tcPr>
-            <w:tcW w:type="dxa" w:w="3528"/>
-            <w:vAlign w:val="center"/>
-            <w:shd w:fill="FFFFFF"/>
-            <w:tcMar>
-              <w:top w:w="85" w:type="dxa"/>
-              <w:left w:w="85" w:type="dxa"/>
-              <w:bottom w:w="85" w:type="dxa"/>
-              <w:right w:w="85" w:type="dxa"/>
-            </w:tcMar>
+            <w:tcW w:type="dxa" w:w="4608"/>
           </w:tcPr>
           <w:p>
             <w:pPr>
-              <w:spacing w:after="0" w:line="240" w:lineRule="auto"/>
+              <w:spacing w:after="40" w:before="40"/>
             </w:pPr>
             <w:r>
               <w:rPr>
+                <w:b w:val="0"/>
+                <w:i w:val="0"/>
                 <w:sz w:val="20"/>
               </w:rPr>
               <w:t>Mid-campaign controller changes</w:t>
@@ -880,22 +709,16 @@
         </w:tc>
         <w:tc>
           <w:tcPr>
-            <w:tcW w:type="dxa" w:w="6552"/>
-            <w:vAlign w:val="center"/>
-            <w:shd w:fill="FFFFFF"/>
-            <w:tcMar>
-              <w:top w:w="85" w:type="dxa"/>
-              <w:left w:w="85" w:type="dxa"/>
-              <w:bottom w:w="85" w:type="dxa"/>
-              <w:right w:w="85" w:type="dxa"/>
-            </w:tcMar>
+            <w:tcW w:type="dxa" w:w="5472"/>
           </w:tcPr>
           <w:p>
             <w:pPr>
-              <w:spacing w:after="0" w:line="240" w:lineRule="auto"/>
+              <w:spacing w:after="40" w:before="40"/>
             </w:pPr>
             <w:r>
               <w:rPr>
+                <w:b w:val="0"/>
+                <w:i w:val="0"/>
                 <w:sz w:val="20"/>
               </w:rPr>
               <w:t>Zero</w:t>
@@ -909,22 +732,16 @@
         </w:trPr>
         <w:tc>
           <w:tcPr>
-            <w:tcW w:type="dxa" w:w="3528"/>
-            <w:vAlign w:val="center"/>
-            <w:shd w:fill="F1F5F8"/>
-            <w:tcMar>
-              <w:top w:w="85" w:type="dxa"/>
-              <w:left w:w="85" w:type="dxa"/>
-              <w:bottom w:w="85" w:type="dxa"/>
-              <w:right w:w="85" w:type="dxa"/>
-            </w:tcMar>
+            <w:tcW w:type="dxa" w:w="4608"/>
           </w:tcPr>
           <w:p>
             <w:pPr>
-              <w:spacing w:after="0" w:line="240" w:lineRule="auto"/>
+              <w:spacing w:after="40" w:before="40"/>
             </w:pPr>
             <w:r>
               <w:rPr>
+                <w:b w:val="0"/>
+                <w:i w:val="0"/>
                 <w:sz w:val="20"/>
               </w:rPr>
               <w:t>Dollar billing</w:t>
@@ -933,22 +750,16 @@
         </w:tc>
         <w:tc>
           <w:tcPr>
-            <w:tcW w:type="dxa" w:w="6552"/>
-            <w:vAlign w:val="center"/>
-            <w:shd w:fill="F1F5F8"/>
-            <w:tcMar>
-              <w:top w:w="85" w:type="dxa"/>
-              <w:left w:w="85" w:type="dxa"/>
-              <w:bottom w:w="85" w:type="dxa"/>
-              <w:right w:w="85" w:type="dxa"/>
-            </w:tcMar>
+            <w:tcW w:type="dxa" w:w="5472"/>
           </w:tcPr>
           <w:p>
             <w:pPr>
-              <w:spacing w:after="0" w:line="240" w:lineRule="auto"/>
+              <w:spacing w:after="40" w:before="40"/>
             </w:pPr>
             <w:r>
               <w:rPr>
+                <w:b w:val="0"/>
+                <w:i w:val="0"/>
                 <w:sz w:val="20"/>
               </w:rPr>
               <w:t>Unavailable through the signed-in transport</w:t>
@@ -962,22 +773,16 @@
         </w:trPr>
         <w:tc>
           <w:tcPr>
-            <w:tcW w:type="dxa" w:w="3528"/>
-            <w:vAlign w:val="center"/>
-            <w:shd w:fill="FFFFFF"/>
-            <w:tcMar>
-              <w:top w:w="85" w:type="dxa"/>
-              <w:left w:w="85" w:type="dxa"/>
-              <w:bottom w:w="85" w:type="dxa"/>
-              <w:right w:w="85" w:type="dxa"/>
-            </w:tcMar>
+            <w:tcW w:type="dxa" w:w="4608"/>
           </w:tcPr>
           <w:p>
             <w:pPr>
-              <w:spacing w:after="0" w:line="240" w:lineRule="auto"/>
+              <w:spacing w:after="40" w:before="40"/>
             </w:pPr>
             <w:r>
               <w:rPr>
+                <w:b w:val="0"/>
+                <w:i w:val="0"/>
                 <w:sz w:val="20"/>
               </w:rPr>
               <w:t>Cloud resources</w:t>
@@ -986,22 +791,16 @@
         </w:tc>
         <w:tc>
           <w:tcPr>
-            <w:tcW w:type="dxa" w:w="6552"/>
-            <w:vAlign w:val="center"/>
-            <w:shd w:fill="FFFFFF"/>
-            <w:tcMar>
-              <w:top w:w="85" w:type="dxa"/>
-              <w:left w:w="85" w:type="dxa"/>
-              <w:bottom w:w="85" w:type="dxa"/>
-              <w:right w:w="85" w:type="dxa"/>
-            </w:tcMar>
+            <w:tcW w:type="dxa" w:w="5472"/>
           </w:tcPr>
           <w:p>
             <w:pPr>
-              <w:spacing w:after="0" w:line="240" w:lineRule="auto"/>
+              <w:spacing w:after="40" w:before="40"/>
             </w:pPr>
             <w:r>
               <w:rPr>
+                <w:b w:val="0"/>
+                <w:i w:val="0"/>
                 <w:sz w:val="20"/>
               </w:rPr>
               <w:t>None; local Docker only</w:t>
@@ -1012,11 +811,16 @@
     </w:tbl>
     <w:p>
       <w:pPr>
-        <w:spacing w:after="20"/>
+        <w:spacing w:after="0"/>
       </w:pPr>
     </w:p>
     <w:p>
+      <w:pPr/>
       <w:r>
+        <w:rPr>
+          <w:b w:val="0"/>
+          <w:i w:val="0"/>
+        </w:rPr>
         <w:t>Baseline consumed 22 calls and 16 native attempts; purchasing 36 and 23; without-decimal 32 and 21; without-boolean 26 and 18. Client invocations are the accounting unit; internal provider retries and a provider-resolved model snapshot are not exposed. The requested model was gpt-6-astra with high reasoning, through the pinned Codex CLI. Local electricity and CPU cost were not metered.</w:t>
       </w:r>
     </w:p>
@@ -1025,16 +829,30 @@
         <w:pStyle w:val="Heading2"/>
       </w:pPr>
       <w:r>
+        <w:rPr>
+          <w:b w:val="0"/>
+          <w:i w:val="0"/>
+        </w:rPr>
         <w:t>Why the halts matter</w:t>
       </w:r>
     </w:p>
     <w:p>
+      <w:pPr/>
       <w:r>
+        <w:rPr>
+          <w:b w:val="0"/>
+          <w:i w:val="0"/>
+        </w:rPr>
         <w:t>Fifty-five native attempts ended in harness exceptions and 23 in gate failures. None produced a complete combined gate file under the old implementation. Signed publications establish retained artifact identity and provenance; a verified archive is not a passed native comparison. The original controller's zero-invalid count does not mean every judge execution completed normally.</w:t>
       </w:r>
     </w:p>
     <w:p>
+      <w:pPr/>
       <w:r>
+        <w:rPr>
+          <w:b w:val="0"/>
+          <w:i w:val="0"/>
+        </w:rPr>
         <w:t>Investigation found ambiguous invoice-line assumptions, purchasing costing side effects, missing or duplicate trace entries and compiler feedback the exporter did not recognize. A halted candidate therefore cannot automatically be described as a proven business defect. MS92 preserves the original classifications; MS93 introduces explicit execution-failure, judge-error and insufficient-evidence results for subsequent work.</w:t>
       </w:r>
     </w:p>
@@ -1043,64 +861,96 @@
         <w:pStyle w:val="Heading2"/>
       </w:pPr>
       <w:r>
+        <w:rPr>
+          <w:b w:val="0"/>
+          <w:i w:val="0"/>
+        </w:rPr>
         <w:t>Builder input provenance</w:t>
       </w:r>
     </w:p>
     <w:p>
+      <w:pPr/>
       <w:r>
+        <w:rPr>
+          <w:b w:val="0"/>
+          <w:i w:val="0"/>
+        </w:rPr>
         <w:t>Baseline inherited MS86's API and locking examples, MS88/MS89's Boolean, posting-signature and no-reposting lessons, and MS89/MS90's decimal-format lesson. Purchasing used the predeclared purchasing contract. The ablations removed one named instruction each; no campaign-specific lesson was added after generation began. Zero repair bytes excludes development of those inherited inputs and of the judge and controller.</w:t>
       </w:r>
     </w:p>
     <w:p>
       <w:pPr>
         <w:pStyle w:val="Heading1"/>
-        <w:pageBreakBefore/>
       </w:pPr>
       <w:r>
+        <w:rPr>
+          <w:b w:val="0"/>
+          <w:i w:val="0"/>
+        </w:rPr>
         <w:t>Evidence and closeout</w:t>
       </w:r>
     </w:p>
     <w:p>
+      <w:pPr/>
       <w:r>
+        <w:rPr>
+          <w:b w:val="0"/>
+          <w:i w:val="0"/>
+        </w:rPr>
         <w:t>Frozen cohort plan SHA-256:</w:t>
       </w:r>
     </w:p>
     <w:p>
-      <w:pPr>
-        <w:spacing w:after="160"/>
-      </w:pPr>
+      <w:pPr/>
       <w:r>
         <w:rPr>
-          <w:rFonts w:ascii="Consolas" w:hAnsi="Consolas"/>
-          <w:sz w:val="17"/>
+          <w:rFonts w:ascii="Courier New" w:hAnsi="Courier New"/>
+          <w:b w:val="0"/>
+          <w:i w:val="0"/>
+          <w:sz w:val="18"/>
         </w:rPr>
-        <w:t>b38d5979937e37c7b2d1072dae56f38923739b8f77449bef7db5f99176157d4b</w:t>
+        <w:t>b38d5979937e37c7b2d1072d​ae56f38923739b8f77449bef​7db5f99176157d4b</w:t>
       </w:r>
     </w:p>
     <w:p>
+      <w:pPr/>
       <w:r>
+        <w:rPr>
+          <w:b w:val="0"/>
+          <w:i w:val="0"/>
+        </w:rPr>
         <w:t>Signed rate report SHA-256:</w:t>
       </w:r>
     </w:p>
     <w:p>
-      <w:pPr>
-        <w:spacing w:after="160"/>
-      </w:pPr>
+      <w:pPr/>
       <w:r>
         <w:rPr>
-          <w:rFonts w:ascii="Consolas" w:hAnsi="Consolas"/>
-          <w:sz w:val="17"/>
+          <w:rFonts w:ascii="Courier New" w:hAnsi="Courier New"/>
+          <w:b w:val="0"/>
+          <w:i w:val="0"/>
+          <w:sz w:val="18"/>
         </w:rPr>
-        <w:t>7486b0839125ad79571221379e796609b1c1d8a417533d021ca9e514cc725973</w:t>
+        <w:t>7486b0839125ad7957122137​9e796609b1c1d8a417533d02​1ca9e514cc725973</w:t>
       </w:r>
     </w:p>
     <w:p>
+      <w:pPr/>
       <w:r>
+        <w:rPr>
+          <w:b w:val="0"/>
+          <w:i w:val="0"/>
+        </w:rPr>
         <w:t>All 40 signed publications were verified at termination, and all 78 cleanup receipts verified. The campaign left no owned containers, networks or volumes. Nine unrelated retained volumes were explicitly excluded from cleanup. Monitoring was stopped after the terminal report; the cohort has no resume or amendment path.</w:t>
       </w:r>
     </w:p>
     <w:p>
+      <w:pPr/>
       <w:r>
+        <w:rPr>
+          <w:b w:val="0"/>
+          <w:i w:val="0"/>
+        </w:rPr>
         <w:t>The repository contains the cohort report, declaration, trial plans and receipts, publication receipts, terminal verification records and signed archive index. The 40 complete archives total 2,499,047,692 bytes and remain at the recorded local publication paths. They are not embedded in this PR. A fresh clone can inspect and authenticate the compact results; full artifact reconstruction requires those retained archives and the trusted operator key. Signatures are attribution and tamper evidence, not independent attestation.</w:t>
       </w:r>
     </w:p>
@@ -1109,11 +959,20 @@
         <w:pStyle w:val="Heading2"/>
       </w:pPr>
       <w:r>
+        <w:rPr>
+          <w:b w:val="0"/>
+          <w:i w:val="0"/>
+        </w:rPr>
         <w:t>Commercial significance</w:t>
       </w:r>
     </w:p>
     <w:p>
+      <w:pPr/>
       <w:r>
+        <w:rPr>
+          <w:b w:val="0"/>
+          <w:i w:val="0"/>
+        </w:rPr>
         <w:t>The experiment replaces a single success story with a reproducibility measurement and preserves failures that can guide development. It does not support an autonomous production-readiness claim. The next engineering priority is to qualify the judge and execution environment with a known reference and deliberate faults before measuring the factory again.</w:t>
       </w:r>
     </w:p>
@@ -1122,34 +981,12 @@
         <w:pStyle w:val="Heading2"/>
       </w:pPr>
       <w:r>
+        <w:rPr>
+          <w:b w:val="0"/>
+          <w:i w:val="0"/>
+        </w:rPr>
         <w:t>References</w:t>
       </w:r>
-    </w:p>
-    <w:p>
-      <w:pPr>
-        <w:pStyle w:val="ListBullet"/>
-      </w:pPr>
-      <w:hyperlink r:id="rId10">
-        <w:r>
-          <w:rPr>
-            <w:color w:val="174A73"/>
-          </w:rPr>
-          <w:t>Signed rate report</w:t>
-        </w:r>
-      </w:hyperlink>
-    </w:p>
-    <w:p>
-      <w:pPr>
-        <w:pStyle w:val="ListBullet"/>
-      </w:pPr>
-      <w:hyperlink r:id="rId11">
-        <w:r>
-          <w:rPr>
-            <w:color w:val="174A73"/>
-          </w:rPr>
-          <w:t>Evidence scope and archive index</w:t>
-        </w:r>
-      </w:hyperlink>
     </w:p>
     <w:p>
       <w:pPr>
@@ -1158,9 +995,9 @@
       <w:hyperlink r:id="rId12">
         <w:r>
           <w:rPr>
-            <w:color w:val="174A73"/>
+            <w:color w:val="244D79"/>
           </w:rPr>
-          <w:t>Builder input provenance</w:t>
+          <w:t xml:space="preserve">Signed rate report</w:t>
         </w:r>
       </w:hyperlink>
     </w:p>
@@ -1171,16 +1008,43 @@
       <w:hyperlink r:id="rId13">
         <w:r>
           <w:rPr>
-            <w:color w:val="174A73"/>
+            <w:color w:val="244D79"/>
           </w:rPr>
-          <w:t>MS93 judge and environment qualification</w:t>
+          <w:t xml:space="preserve">Evidence scope and archive index</w:t>
+        </w:r>
+      </w:hyperlink>
+    </w:p>
+    <w:p>
+      <w:pPr>
+        <w:pStyle w:val="ListBullet"/>
+      </w:pPr>
+      <w:hyperlink r:id="rId14">
+        <w:r>
+          <w:rPr>
+            <w:color w:val="244D79"/>
+          </w:rPr>
+          <w:t xml:space="preserve">Builder input provenance</w:t>
+        </w:r>
+      </w:hyperlink>
+    </w:p>
+    <w:p>
+      <w:pPr>
+        <w:pStyle w:val="ListBullet"/>
+      </w:pPr>
+      <w:hyperlink r:id="rId15">
+        <w:r>
+          <w:rPr>
+            <w:color w:val="244D79"/>
+          </w:rPr>
+          <w:t xml:space="preserve">MS93 judge and environment qualification</w:t>
         </w:r>
       </w:hyperlink>
     </w:p>
     <w:sectPr>
-      <w:footerReference w:type="default" r:id="rId14"/>
+      <w:headerReference w:type="default" r:id="rId9"/>
+      <w:footerReference w:type="default" r:id="rId10"/>
       <w:pgSz w:w="12240" w:h="15840"/>
-      <w:pgMar w:top="864" w:right="1080" w:bottom="864" w:left="1080" w:header="720" w:footer="720" w:gutter="0"/>
+      <w:pgMar w:top="1008" w:right="1080" w:bottom="1008" w:left="1080" w:header="432" w:footer="432" w:gutter="0"/>
       <w:cols w:space="720"/>
       <w:docGrid w:linePitch="360"/>
     </w:sectPr>
@@ -1197,14 +1061,57 @@
     </w:pPr>
     <w:r>
       <w:rPr>
-        <w:color w:val="666666"/>
-        <w:sz w:val="16"/>
-      </w:rPr>
-      <w:t xml:space="preserve">Lightyear | MS92   </w:t>
+        <w:sz w:val="18"/>
+      </w:rPr>
+      <w:t xml:space="preserve">MS-92  |  </w:t>
     </w:r>
     <w:fldSimple w:instr="PAGE"/>
   </w:p>
 </w:ftr>
+</file>
+
+<file path=word/header1.xml><?xml version="1.0" encoding="utf-8"?>
+<w:hdr xmlns:m="http://schemas.openxmlformats.org/officeDocument/2006/math" xmlns:mc="http://schemas.openxmlformats.org/markup-compatibility/2006" xmlns:mo="http://schemas.microsoft.com/office/mac/office/2008/main" xmlns:mv="urn:schemas-microsoft-com:mac:vml" xmlns:o="urn:schemas-microsoft-com:office:office" xmlns:r="http://schemas.openxmlformats.org/officeDocument/2006/relationships" xmlns:v="urn:schemas-microsoft-com:vml" xmlns:w10="urn:schemas-microsoft-com:office:word" xmlns:w14="http://schemas.microsoft.com/office/word/2010/wordml" xmlns:w="http://schemas.openxmlformats.org/wordprocessingml/2006/main" xmlns:wne="http://schemas.microsoft.com/office/word/2006/wordml" xmlns:wp14="http://schemas.microsoft.com/office/word/2010/wordprocessingDrawing" xmlns:wp="http://schemas.openxmlformats.org/drawingml/2006/wordprocessingDrawing" xmlns:wpc="http://schemas.microsoft.com/office/word/2010/wordprocessingCanvas" xmlns:wpg="http://schemas.microsoft.com/office/word/2010/wordprocessingGroup" xmlns:wpi="http://schemas.microsoft.com/office/word/2010/wordprocessingInk" xmlns:wps="http://schemas.microsoft.com/office/word/2010/wordprocessingShape" mc:Ignorable="w14 wp14">
+  <w:p>
+    <w:pPr>
+      <w:pStyle w:val="Header"/>
+    </w:pPr>
+    <w:r>
+      <w:drawing>
+        <wp:inline xmlns:a="http://schemas.openxmlformats.org/drawingml/2006/main" xmlns:pic="http://schemas.openxmlformats.org/drawingml/2006/picture">
+          <wp:extent cx="1097280" cy="283662"/>
+          <wp:docPr id="1" name="Picture 1"/>
+          <wp:cNvGraphicFramePr>
+            <a:graphicFrameLocks noChangeAspect="1"/>
+          </wp:cNvGraphicFramePr>
+          <a:graphic>
+            <a:graphicData uri="http://schemas.openxmlformats.org/drawingml/2006/picture">
+              <pic:pic>
+                <pic:nvPicPr>
+                  <pic:cNvPr id="0" name="lightyear-horizontal.png"/>
+                  <pic:cNvPicPr/>
+                </pic:nvPicPr>
+                <pic:blipFill>
+                  <a:blip r:embed="rId1"/>
+                  <a:stretch>
+                    <a:fillRect/>
+                  </a:stretch>
+                </pic:blipFill>
+                <pic:spPr>
+                  <a:xfrm>
+                    <a:off x="0" y="0"/>
+                    <a:ext cx="1097280" cy="283662"/>
+                  </a:xfrm>
+                  <a:prstGeom prst="rect"/>
+                </pic:spPr>
+              </pic:pic>
+            </a:graphicData>
+          </a:graphic>
+        </wp:inline>
+      </w:drawing>
+    </w:r>
+  </w:p>
+</w:hdr>
 </file>
 
 <file path=word/numbering.xml><?xml version="1.0" encoding="utf-8"?>
@@ -1571,10 +1478,11 @@
     <w:qFormat/>
     <w:rsid w:val="00FC693F"/>
     <w:pPr>
-      <w:spacing w:after="120" w:line="254" w:lineRule="auto"/>
+      <w:spacing w:after="60" w:line="240" w:lineRule="auto"/>
     </w:pPr>
     <w:rPr>
-      <w:rFonts w:ascii="Calibri" w:hAnsi="Calibri"/>
+      <w:rFonts w:ascii="Arial" w:hAnsi="Arial"/>
+      <w:color w:val="000000"/>
       <w:sz w:val="22"/>
     </w:rPr>
   </w:style>
@@ -1633,15 +1541,15 @@
     <w:pPr>
       <w:keepNext/>
       <w:keepLines/>
-      <w:spacing w:before="200" w:after="120"/>
+      <w:spacing w:before="180" w:after="80"/>
       <w:outlineLvl w:val="0"/>
     </w:pPr>
     <w:rPr>
-      <w:rFonts w:asciiTheme="majorHAnsi" w:eastAsiaTheme="majorEastAsia" w:hAnsiTheme="majorHAnsi" w:cstheme="majorBidi" w:ascii="Calibri" w:hAnsi="Calibri"/>
+      <w:rFonts w:asciiTheme="majorHAnsi" w:eastAsiaTheme="majorEastAsia" w:hAnsiTheme="majorHAnsi" w:cstheme="majorBidi" w:ascii="Arial" w:hAnsi="Arial"/>
       <w:b/>
       <w:bCs/>
       <w:color w:val="000000"/>
-      <w:sz w:val="38"/>
+      <w:sz w:val="30"/>
       <w:szCs w:val="28"/>
     </w:rPr>
   </w:style>
@@ -1657,15 +1565,15 @@
     <w:pPr>
       <w:keepNext/>
       <w:keepLines/>
-      <w:spacing w:before="200" w:after="120"/>
+      <w:spacing w:before="180" w:after="80"/>
       <w:outlineLvl w:val="1"/>
     </w:pPr>
     <w:rPr>
-      <w:rFonts w:asciiTheme="majorHAnsi" w:eastAsiaTheme="majorEastAsia" w:hAnsiTheme="majorHAnsi" w:cstheme="majorBidi" w:ascii="Calibri" w:hAnsi="Calibri"/>
+      <w:rFonts w:asciiTheme="majorHAnsi" w:eastAsiaTheme="majorEastAsia" w:hAnsiTheme="majorHAnsi" w:cstheme="majorBidi" w:ascii="Arial" w:hAnsi="Arial"/>
       <w:b/>
       <w:bCs/>
       <w:color w:val="000000"/>
-      <w:sz w:val="25"/>
+      <w:sz w:val="24"/>
       <w:szCs w:val="26"/>
     </w:rPr>
   </w:style>
@@ -1681,14 +1589,15 @@
     <w:pPr>
       <w:keepNext/>
       <w:keepLines/>
-      <w:spacing w:before="200" w:after="0"/>
+      <w:spacing w:before="180" w:after="80"/>
       <w:outlineLvl w:val="2"/>
     </w:pPr>
     <w:rPr>
-      <w:rFonts w:asciiTheme="majorHAnsi" w:eastAsiaTheme="majorEastAsia" w:hAnsiTheme="majorHAnsi" w:cstheme="majorBidi"/>
+      <w:rFonts w:asciiTheme="majorHAnsi" w:eastAsiaTheme="majorEastAsia" w:hAnsiTheme="majorHAnsi" w:cstheme="majorBidi" w:ascii="Arial" w:hAnsi="Arial"/>
       <w:b/>
       <w:bCs/>
-      <w:color w:val="4F81BD" w:themeColor="accent1"/>
+      <w:color w:val="000000"/>
+      <w:sz w:val="22"/>
     </w:rPr>
   </w:style>
   <w:style w:type="paragraph" w:styleId="Heading4">
@@ -1919,17 +1828,15 @@
     <w:qFormat/>
     <w:rsid w:val="00FC693F"/>
     <w:pPr>
-      <w:keepNext/>
-      <w:spacing w:after="120" w:line="240" w:lineRule="auto" w:before="200"/>
+      <w:spacing w:after="200" w:line="240" w:lineRule="auto"/>
       <w:contextualSpacing/>
     </w:pPr>
     <w:rPr>
-      <w:rFonts w:asciiTheme="majorHAnsi" w:eastAsiaTheme="majorEastAsia" w:hAnsiTheme="majorHAnsi" w:cstheme="majorBidi" w:ascii="Calibri" w:hAnsi="Calibri"/>
-      <w:b/>
+      <w:rFonts w:asciiTheme="majorHAnsi" w:eastAsiaTheme="majorEastAsia" w:hAnsiTheme="majorHAnsi" w:cstheme="majorBidi" w:ascii="Arial" w:hAnsi="Arial"/>
       <w:color w:val="000000"/>
       <w:spacing w:val="5"/>
       <w:kern w:val="28"/>
-      <w:sz w:val="50"/>
+      <w:sz w:val="46"/>
       <w:szCs w:val="52"/>
     </w:rPr>
   </w:style>
@@ -1962,10 +1869,10 @@
       </w:numPr>
     </w:pPr>
     <w:rPr>
-      <w:rFonts w:asciiTheme="majorHAnsi" w:eastAsiaTheme="majorEastAsia" w:hAnsiTheme="majorHAnsi" w:cstheme="majorBidi"/>
+      <w:rFonts w:asciiTheme="majorHAnsi" w:eastAsiaTheme="majorEastAsia" w:hAnsiTheme="majorHAnsi" w:cstheme="majorBidi" w:ascii="Arial" w:hAnsi="Arial"/>
       <w:i/>
       <w:iCs/>
-      <w:color w:val="4F81BD" w:themeColor="accent1"/>
+      <w:color w:val="000000"/>
       <w:spacing w:val="15"/>
       <w:sz w:val="24"/>
       <w:szCs w:val="24"/>
@@ -2103,11 +2010,11 @@
       <w:numPr>
         <w:numId w:val="1"/>
       </w:numPr>
-      <w:spacing w:after="80"/>
       <w:contextualSpacing/>
     </w:pPr>
     <w:rPr>
-      <w:sz w:val="20"/>
+      <w:rFonts w:ascii="Arial" w:hAnsi="Arial"/>
+      <w:color w:val="000000"/>
     </w:rPr>
   </w:style>
   <w:style w:type="paragraph" w:styleId="ListBullet2">
@@ -2146,11 +2053,11 @@
       <w:numPr>
         <w:numId w:val="5"/>
       </w:numPr>
-      <w:spacing w:after="80"/>
       <w:contextualSpacing/>
     </w:pPr>
     <w:rPr>
-      <w:sz w:val="20"/>
+      <w:rFonts w:ascii="Arial" w:hAnsi="Arial"/>
+      <w:color w:val="000000"/>
     </w:rPr>
   </w:style>
   <w:style w:type="paragraph" w:styleId="ListNumber2">
@@ -2375,9 +2282,10 @@
       <w:spacing w:line="240" w:lineRule="auto"/>
     </w:pPr>
     <w:rPr>
+      <w:rFonts w:ascii="Arial" w:hAnsi="Arial"/>
       <w:b/>
       <w:bCs/>
-      <w:color w:val="4F81BD" w:themeColor="accent1"/>
+      <w:color w:val="000000"/>
       <w:sz w:val="18"/>
       <w:szCs w:val="18"/>
     </w:rPr>
@@ -13263,17 +13171,6 @@
         <w:shd w:val="clear" w:color="auto" w:fill="FBCAA2" w:themeFill="accent6" w:themeFillTint="7F"/>
       </w:tcPr>
     </w:tblStylePr>
-  </w:style>
-  <w:style w:type="paragraph" w:customStyle="1" w:styleId="Codeblock">
-    <w:name w:val="Code block"/>
-    <w:pPr>
-      <w:keepNext/>
-      <w:spacing w:after="20" w:line="240" w:lineRule="auto"/>
-    </w:pPr>
-    <w:rPr>
-      <w:rFonts w:ascii="Consolas" w:hAnsi="Consolas"/>
-      <w:sz w:val="17"/>
-    </w:rPr>
   </w:style>
 </w:styles>
 </file>
